--- a/manuscript/paper_zh_ICUtransfer_v13.docx
+++ b/manuscript/paper_zh_ICUtransfer_v13.docx
@@ -2770,6 +2770,27 @@
     </w:p>
     <w:p>
       <w:pPr>
+        <w:pBdr>
+          <w:bottom w:val="single" w:sz="6" w:space="1" w:color="999999"/>
+        </w:pBdr>
+      </w:pPr>
+      <w:r>
+        <w:rPr>
+          <w:b/>
+        </w:rPr>
+        <w:t>数据可用性声明 Data Availability Statement</w:t>
+      </w:r>
+    </w:p>
+    <w:p>
+      <w:r>
+        <w:rPr>
+          <w:b w:val="0"/>
+        </w:rPr>
+        <w:t>MIMIC-IV、INSPIRE 与 eICU 在 PhysioNet 注册并签署数据使用协议后公开获取。本研究的本地数据集因机构隐私规定不予公开，但可向通讯作者合理请求获取。去标识化衍生队列、分析代码及中英双语网页计算器已存档并公开于 Zenodo（https://doi.org/10.5281/zenodo.22087936），在线计算器地址：https://morrosun.github.io/ortho-gnri-nlr-icu-transfer/。</w:t>
+      </w:r>
+    </w:p>
+    <w:p>
+      <w:pPr>
         <w:spacing w:line="288" w:lineRule="auto" w:after="60"/>
       </w:pPr>
       <w:r>

--- a/manuscript/paper_zh_ICUtransfer_v13.docx
+++ b/manuscript/paper_zh_ICUtransfer_v13.docx
@@ -379,7 +379,7 @@
       <w:r>
         <w:drawing>
           <wp:inline xmlns:a="http://schemas.openxmlformats.org/drawingml/2006/main" xmlns:pic="http://schemas.openxmlformats.org/drawingml/2006/picture">
-            <wp:extent cx="5171707" cy="3390206"/>
+            <wp:extent cx="5171707" cy="3655957"/>
             <wp:docPr id="1" name="Picture 1"/>
             <wp:cNvGraphicFramePr>
               <a:graphicFrameLocks noChangeAspect="1"/>
@@ -400,7 +400,7 @@
                   <pic:spPr>
                     <a:xfrm>
                       <a:off x="0" y="0"/>
-                      <a:ext cx="5171707" cy="3390206"/>
+                      <a:ext cx="5171707" cy="3655957"/>
                     </a:xfrm>
                     <a:prstGeom prst="rect"/>
                   </pic:spPr>

--- a/manuscript/paper_zh_ICUtransfer_v13.docx
+++ b/manuscript/paper_zh_ICUtransfer_v13.docx
@@ -14,7 +14,7 @@
           <w:i w:val="0"/>
           <w:sz w:val="30"/>
         </w:rPr>
-        <w:t>术前 GNRI 与 NLR 预测老年骨科手术患者术后 ICU 级监护需求：多因素模型的开发与独立队列验证</w:t>
+        <w:t>术前 GNRI 与 NLR 用于老年骨科手术患者术后 ICU 级监护需求的围术期风险预测：多因素模型的开发与独立队列验证</w:t>
       </w:r>
     </w:p>
     <w:p>
@@ -355,7 +355,7 @@
           <w:i w:val="0"/>
           <w:sz w:val="24"/>
         </w:rPr>
-        <w:t>采用受试者工作特征（ROC）曲线评估判别能力，AUC 以 DeLong 检验比较[19]。开发模型采用 bootstrap（500 次重采样）优化校正进行内部验证。校准通过校准曲线及验证队列的再校准截距与斜率评估；同时计算 Brier 评分。采用决策曲线分析（DCA）评估临床净获益[20]。以 Youden 指数确定最佳截断值，并计算敏感度、特异度、阳性预测值（PPV）与阴性预测值（NPV）。以方差膨胀因子（VIF）评估多重共线性；以自然样条（df=3）与线性模型的比较检验 GNRI、NLR 的非线性。开发模型事件数/变量数（EPV）大于 10。模型报告遵循 TRIPOD 声明[21]。所有统计分析均在 R 软件（版本 4.6.0）中完成，双侧 P&amp;lt;0.05 为差异有统计学意义。</w:t>
+        <w:t>采用受试者工作特征（ROC）曲线评估判别能力，AUC 以 DeLong 检验比较[19]。开发模型采用 bootstrap（500 次重采样）优化校正进行内部验证。校准通过校准曲线及验证队列的再校准截距与斜率评估；同时计算 Brier 评分。采用决策曲线分析（DCA）评估临床净获益[20]。以 Youden 指数确定最佳截断值，并计算敏感度、特异度、阳性预测值（PPV）与阴性预测值（NPV）。以方差膨胀因子（VIF）评估多重共线性；以自然样条（df=3）与线性模型的比较检验 GNRI、NLR 的非线性。开发模型事件数/变量数（EPV）大于 10。模型报告遵循 TRIPOD 声明[21]。所有统计分析均在 R 软件（版本 4.6.0）中完成，双侧 P&lt;0.05 为差异有统计学意义。</w:t>
       </w:r>
     </w:p>
     <w:p>
@@ -1345,7 +1345,7 @@
           <w:i w:val="0"/>
           <w:sz w:val="24"/>
         </w:rPr>
-        <w:t>开发队列共同模型显示，GNRI（OR=0.911，95%CI 0.901–0.922，P&amp;lt;0.001）、NLR（OR=1.028，95%CI 1.012–1.044，P&amp;lt;0.001）、男性（OR=1.439，95%CI 1.206–1.714，P&amp;lt;0.001）与 BMI（OR=1.217，95%CI 1.179–1.256，P&amp;lt;0.001）均为术后 ICU 转入的独立预测因子，年龄不显著（OR=1.012，95%CI 0.998–1.026，P=0.091）。GNRI 每增加 1 分，ICU 转入风险降低约 8.9%；NLR 每增加 1，风险增加约 2.8%。方差膨胀因子介于 1.03–2.99，无多重共线性（图 2）。</w:t>
+        <w:t>开发队列共同模型显示，GNRI（OR=0.911，95%CI 0.901–0.922，P&lt;0.001）、NLR（OR=1.028，95%CI 1.012–1.044，P&lt;0.001）、男性（OR=1.439，95%CI 1.206–1.714，P&lt;0.001）与 BMI（OR=1.217，95%CI 1.179–1.256，P&lt;0.001）均为术后 ICU 转入的独立预测因子，年龄不显著（OR=1.012，95%CI 0.998–1.026，P=0.091）。GNRI 每增加 1 分，ICU 转入风险降低约 8.9%；NLR 每增加 1，风险增加约 2.8%。方差膨胀因子介于 1.03–2.99，无多重共线性（图 2）。</w:t>
       </w:r>
     </w:p>
     <w:p>
@@ -1398,7 +1398,7 @@
           <w:i w:val="0"/>
           <w:sz w:val="20"/>
         </w:rPr>
-        <w:t>图 2 开发队列共同多因素 Logistic 模型森林图（n=5,466）。方块为 OR 估计值，横线为 95% 置信区间；*P&amp;lt;0.05。连续变量 OR 为每 +1 单位。相同系数固定不变应用于验证队列。</w:t>
+        <w:t>图 2 开发队列共同多因素 Logistic 模型森林图（n=5,466）。方块为 OR 估计值，横线为 95% 置信区间；*P&lt;0.05。连续变量 OR 为每 +1 单位。相同系数固定不变应用于验证队列。</w:t>
       </w:r>
     </w:p>
     <w:p>
@@ -1426,7 +1426,7 @@
           <w:i w:val="0"/>
           <w:sz w:val="24"/>
         </w:rPr>
-        <w:t>共同模型在开发队列显示可接受的判别能力（AUC 0.712，95%CI 0.689–0.734），显著优于任一单一指标（GNRI AUC 0.651、NLR AUC 0.675；DeLong 检验，均 P&amp;lt;0.05）。bootstrap 内部验证（500 次）显示过拟合极小（表观 AUC 0.712，乐观度 0.001，校正后 AUC 0.711）。将开发模型系数固定不变应用于验证队列后，AUC 为 0.726（95%CI 0.661–0.790），同样提示可接受的判别能力，再校准截距 0.960、校准斜率 1.265。Brier 评分在开发队列为 0.097、验证队列为 0.147。验证队列最佳截断值 0.150 对应敏感度 0.649、特异度 0.752、PPV 0.388、NPV 0.898、准确度 0.732（图 3、表 2）。由于验证队列采用匹配病例对照设计，绝对预测概率、PPV、NPV、校准指标及决策曲线结果应谨慎解读，可能不能直接外推到非选择性的临床人群；验证主要用于评估判别能力。</w:t>
+        <w:t>共同模型在开发队列显示可接受的判别能力（AUC 0.712，95%CI 0.689–0.734），显著优于任一单一指标（GNRI AUC 0.651、NLR AUC 0.675；DeLong 检验，均 P&lt;0.05）。bootstrap 内部验证（500 次）显示过拟合极小（表观 AUC 0.712，乐观度 0.001，校正后 AUC 0.711）。将开发模型系数固定不变应用于验证队列后，AUC 为 0.726（95%CI 0.661–0.790），同样提示可接受的判别能力，再校准截距 0.960、校准斜率 1.265。Brier 评分在开发队列为 0.097、验证队列为 0.147。验证队列最佳截断值 0.150 对应敏感度 0.649、特异度 0.752、PPV 0.388、NPV 0.898、准确度 0.732（图 3、表 2）。由于验证队列采用匹配病例对照设计，绝对预测概率、PPV、NPV、校准指标及决策曲线结果应谨慎解读，可能不能直接外推到非选择性的临床人群；验证主要用于评估判别能力。</w:t>
       </w:r>
     </w:p>
     <w:p>
@@ -2544,7 +2544,7 @@
           <w:i w:val="0"/>
           <w:sz w:val="24"/>
         </w:rPr>
-        <w:t>在验证队列中，按 GNRI 营养风险分级，ICU 转入率为严重组 22.2%（GNRI&amp;lt;82）、中度组 33.3%（82–91）、轻度组 19.7%（92–97）、正常组 16.7%（≥98），严重组样本量小（n=9），稳定性受限。按 NLR 以 2.806 为临界值二分（该临界值由开发队列导出并外推至验证队列），高 NLR 组 ICU 转入率高于低 NLR 组（25.5% vs 13.6%），支持 NLR 的剂量-反应关系（图 4）。</w:t>
+        <w:t>在验证队列中，按 GNRI 营养风险分级，ICU 转入率为严重组 22.2%（GNRI&lt;82）、中度组 33.3%（82–91）、轻度组 19.7%（92–97）、正常组 16.7%（≥98），严重组样本量小（n=9），稳定性受限。按 NLR 以 2.806 为临界值二分（该临界值由开发队列导出并外推至验证队列），高 NLR 组 ICU 转入率高于低 NLR 组（25.5% vs 13.6%），支持 NLR 的剂量-反应关系（图 4）。</w:t>
       </w:r>
     </w:p>
     <w:p>
@@ -2597,7 +2597,7 @@
           <w:i w:val="0"/>
           <w:sz w:val="20"/>
         </w:rPr>
-        <w:t>图 4 验证队列中各分层的术后 ICU 转入率。(A) GNRI 营养风险分级（严重 &amp;lt;82、中度 82–91、轻度 92–97、正常 ≥98）；(B) NLR 水平（临界值 2.806，由开发队列导出）。</w:t>
+        <w:t>图 4 验证队列中各分层的术后 ICU 转入率。(A) GNRI 营养风险分级（严重 &lt;82、中度 82–91、轻度 92–97、正常 ≥98）；(B) NLR 水平（临界值 2.806，由开发队列导出）。</w:t>
       </w:r>
     </w:p>
     <w:p>
@@ -2667,7 +2667,7 @@
           <w:i w:val="0"/>
           <w:sz w:val="24"/>
         </w:rPr>
-        <w:t>本研究中 GNRI 的独立预测价值与既往研究一致。Zhao 等基于 28,762 例老年非心脏手术患者的研究显示，营养风险（GNRI≤98）与术后 ICU 入住、住院时间延长及远期生存恶化独立相关[9]；Gökgöz 等在股骨近端髓内钉术后的老年患者中发现，GNRI&amp;lt;82 者一年内死亡率高达 76.9%[11]。在胰十二指肠切除术[22]、结直肠癌手术[23]及髋部骨折手术[24,25]等不同手术人群中，低 GNRI 均与术后并发症及死亡风险增加相关。此外，GNRI 亦在慢性透析[26]等非手术人群中被证实为可靠的预后指标。值得注意的是，GNRI 依据身高与体重计算理想体重，不依赖患者自报的近期体重变化，在认知障碍或无法自报病史的老年患者中具有独特的可操作性优势[8]，适合作为术前常规筛查工具。虽然 BMI 与 GNRI 中的体重成分存在一定概念重叠，但 VIF 结果提示不存在严重多重共线性。BMI 与 ICU 转入风险正相关，可能反映肥胖相关的麻醉管理难度、心肺负担及术后监护需求增加；该结果仍需在后续研究中谨慎解读与验证。</w:t>
+        <w:t>本研究中 GNRI 的独立预测价值与既往研究一致。Zhao 等基于 28,762 例老年非心脏手术患者的研究显示，营养风险（GNRI≤98）与术后 ICU 入住、住院时间延长及远期生存恶化独立相关[9]；Gökgöz 等在股骨近端髓内钉术后的老年患者中发现，GNRI&lt;82 者一年内死亡率高达 76.9%[11]。在胰十二指肠切除术[22]、结直肠癌手术[23]及髋部骨折手术[24,25]等不同手术人群中，低 GNRI 均与术后并发症及死亡风险增加相关。此外，GNRI 亦在慢性透析[26]等非手术人群中被证实为可靠的预后指标。值得注意的是，GNRI 依据身高与体重计算理想体重，不依赖患者自报的近期体重变化，在认知障碍或无法自报病史的老年患者中具有独特的可操作性优势[8]，适合作为术前常规筛查工具。虽然 BMI 与 GNRI 中的体重成分存在一定概念重叠，但 VIF 结果提示不存在严重多重共线性。BMI 与 ICU 转入风险正相关，可能反映肥胖相关的麻醉管理难度、心肺负担及术后监护需求增加；该结果仍需在后续研究中谨慎解读与验证。</w:t>
       </w:r>
     </w:p>
     <w:p>
